--- a/(e)CRF/Per visite/V2 - Aanmeting voetorthese/Metingen en klinische registratie/23_Aanpassing en controle voetorthese (visite 2).docx
+++ b/(e)CRF/Per visite/V2 - Aanmeting voetorthese/Metingen en klinische registratie/23_Aanpassing en controle voetorthese (visite 2).docx
@@ -635,7 +635,7 @@
                 <w:sz w:val="24"/>
                 <w:szCs w:val="24"/>
               </w:rPr>
-              <w:t>5 mm microkurk (</w:t>
+              <w:t>5 mm microkurk of EVA shore 50</w:t>
             </w:r>
             <w:proofErr w:type="spellStart"/>
             <w:r>
@@ -644,7 +644,6 @@
                 <w:sz w:val="24"/>
                 <w:szCs w:val="24"/>
               </w:rPr>
-              <w:t>shore</w:t>
             </w:r>
             <w:proofErr w:type="spellEnd"/>
             <w:r>
@@ -653,7 +652,7 @@
                 <w:sz w:val="24"/>
                 <w:szCs w:val="24"/>
               </w:rPr>
-              <w:t xml:space="preserve"> 55) </w:t>
+              <w:t xml:space="preserve"> </w:t>
             </w:r>
             <w:r>
               <w:rPr>
